--- a/Deck_FinalRepairsMaster.docx
+++ b/Deck_FinalRepairsMaster.docx
@@ -11436,12 +11436,12 @@
             <w:rPr>
               <w:rFonts w:cstheme="minorHAnsi"/>
             </w:rPr>
-            <w:tag w:val="|PREV=DM CA GC 714639|"/>
+            <w:tag w:val="|PREV=DM, CA CSLB GC 714639|"/>
             <w:id w:val="-2135779939"/>
             <w:lock w:val="sdtLocked"/>
             <w:dropDownList>
               <w:listItem w:value="Choose an item."/>
-              <w:listItem w:displayText="DM CA GC 714639" w:value="DM CA GC 714639"/>
+              <w:listItem w:displayText="DM, CA CSLB GC 714639" w:value="DM, CA CSLB GC 714639"/>
               <w:listItem w:displayText="VS Architect CA - C13791" w:value="VS Architect CA - C13791"/>
               <w:listItem w:displayText="PK Architect CA- C 26488" w:value="PK Architect CA- C 26488"/>
               <w:listItem w:displayText="NA" w:value="NA"/>
@@ -11465,7 +11465,7 @@
                   <w:rPr>
                     <w:rFonts w:cstheme="minorHAnsi"/>
                   </w:rPr>
-                  <w:t>DM CA GC 714639</w:t>
+                  <w:t>DM, CA CSLB GC 714639</w:t>
                 </w:r>
               </w:p>
             </w:tc>

--- a/Deck_FinalRepairsMaster.docx
+++ b/Deck_FinalRepairsMaster.docx
@@ -11436,12 +11436,12 @@
             <w:rPr>
               <w:rFonts w:cstheme="minorHAnsi"/>
             </w:rPr>
-            <w:tag w:val="|PREV=DM, CA CSLB GC 714639|"/>
+            <w:tag w:val="|PREV=CA CSLB GC 714639|"/>
             <w:id w:val="-2135779939"/>
             <w:lock w:val="sdtLocked"/>
             <w:dropDownList>
               <w:listItem w:value="Choose an item."/>
-              <w:listItem w:displayText="DM, CA CSLB GC 714639" w:value="DM, CA CSLB GC 714639"/>
+              <w:listItem w:displayText="CA CSLB GC 714639" w:value="CA CSLB GC 714639"/>
               <w:listItem w:displayText="VS Architect CA - C13791" w:value="VS Architect CA - C13791"/>
               <w:listItem w:displayText="PK Architect CA- C 26488" w:value="PK Architect CA- C 26488"/>
               <w:listItem w:displayText="NA" w:value="NA"/>
@@ -11465,7 +11465,7 @@
                   <w:rPr>
                     <w:rFonts w:cstheme="minorHAnsi"/>
                   </w:rPr>
-                  <w:t>DM, CA CSLB GC 714639</w:t>
+                  <w:t>CA CSLB GC 714639</w:t>
                 </w:r>
               </w:p>
             </w:tc>
